--- a/Project Report/Report.docx
+++ b/Project Report/Report.docx
@@ -443,7 +443,7 @@
             </w:pPr>
             <w:r>
               <w:rPr/>
-              <w:t>Services (IgroundService &amp; the classes implementing it, CrewManager), Resources (DepotManager, SupplyItem), Queue (FlightRequest, FlightRequestQueue), Planes (Aircraft &amp; its child classes, AircraftFactory, AircraftType &amp; AircraftNeeds), Event system (Itickable, TickManager, RandomFlightRequestGenerator)</w:t>
+              <w:t>Services (IgroundService &amp; the classes implementing it, CrewManager), Resources (DepotManager, SupplyItem), Queue (FlightRequest, FlightRequestQueue), Planes (Aircraft &amp; its child classes, AircraftFactory, AircraftType &amp; AircraftNeeds), Event system (Itickable, TickManager, RandomFlightRequestGenerator), Saving/Loading</w:t>
             </w:r>
           </w:p>
           <w:p>

--- a/Project Report/Report.docx
+++ b/Project Report/Report.docx
@@ -1081,7 +1081,148 @@
           <w:sz w:val="24"/>
           <w:szCs w:val="24"/>
         </w:rPr>
+      </w:r>
+    </w:p>
+    <w:p>
+      <w:pPr>
+        <w:pStyle w:val="Normal"/>
+        <w:bidi w:val="0"/>
+        <w:jc w:val="start"/>
+        <w:rPr>
+          <w:rFonts w:ascii="C059" w:hAnsi="C059"/>
+          <w:b w:val="false"/>
+          <w:bCs w:val="false"/>
+          <w:sz w:val="24"/>
+          <w:szCs w:val="24"/>
+        </w:rPr>
+      </w:pPr>
+      <w:r>
+        <w:rPr>
+          <w:rFonts w:ascii="C059" w:hAnsi="C059"/>
+          <w:b w:val="false"/>
+          <w:bCs w:val="false"/>
+          <w:sz w:val="24"/>
+          <w:szCs w:val="24"/>
+        </w:rPr>
+      </w:r>
+    </w:p>
+    <w:p>
+      <w:pPr>
+        <w:pStyle w:val="Normal"/>
+        <w:bidi w:val="0"/>
+        <w:jc w:val="center"/>
+        <w:rPr>
+          <w:rFonts w:ascii="C059" w:hAnsi="C059"/>
+          <w:b/>
+          <w:bCs/>
+          <w:sz w:val="40"/>
+          <w:szCs w:val="40"/>
+        </w:rPr>
+      </w:pPr>
+      <w:r>
+        <w:rPr>
+          <w:rFonts w:ascii="C059" w:hAnsi="C059"/>
+          <w:b/>
+          <w:bCs/>
+          <w:sz w:val="40"/>
+          <w:szCs w:val="40"/>
+        </w:rPr>
+        <w:t>3.4 Key Design Decisions</w:t>
+      </w:r>
+    </w:p>
+    <w:p>
+      <w:pPr>
+        <w:pStyle w:val="Normal"/>
+        <w:bidi w:val="0"/>
+        <w:jc w:val="start"/>
+        <w:rPr>
+          <w:rFonts w:ascii="C059" w:hAnsi="C059"/>
+          <w:b w:val="false"/>
+          <w:bCs w:val="false"/>
+          <w:sz w:val="24"/>
+          <w:szCs w:val="24"/>
+        </w:rPr>
+      </w:pPr>
+      <w:r>
+        <w:rPr>
+          <w:rFonts w:ascii="C059" w:hAnsi="C059"/>
+          <w:b w:val="false"/>
+          <w:bCs w:val="false"/>
+          <w:sz w:val="24"/>
+          <w:szCs w:val="24"/>
+        </w:rPr>
+      </w:r>
+    </w:p>
+    <w:p>
+      <w:pPr>
+        <w:pStyle w:val="Normal"/>
+        <w:bidi w:val="0"/>
+        <w:jc w:val="start"/>
+        <w:rPr>
+          <w:rFonts w:ascii="C059" w:hAnsi="C059"/>
+          <w:b w:val="false"/>
+          <w:bCs w:val="false"/>
+          <w:sz w:val="24"/>
+          <w:szCs w:val="24"/>
+        </w:rPr>
+      </w:pPr>
+      <w:r>
+        <w:rPr>
+          <w:rFonts w:ascii="C059" w:hAnsi="C059"/>
+          <w:b w:val="false"/>
+          <w:bCs w:val="false"/>
+          <w:sz w:val="24"/>
+          <w:szCs w:val="24"/>
+        </w:rPr>
         <w:t xml:space="preserve">The project makes extensive use of a game programming pattern known as “Singleton”, allowing us to access global information from anywhere from a unique global class, such as DepotManager, CrewManager, TickManager &amp; RandomFlightRequestGenerator. are all singletons. All Singletons are lazily instantiated to avoid ordering issues (i.e. one singleton tries to access another before it’s created). </w:t>
+      </w:r>
+    </w:p>
+    <w:p>
+      <w:pPr>
+        <w:pStyle w:val="Normal"/>
+        <w:bidi w:val="0"/>
+        <w:jc w:val="start"/>
+        <w:rPr>
+          <w:rFonts w:ascii="C059" w:hAnsi="C059"/>
+          <w:b w:val="false"/>
+          <w:bCs w:val="false"/>
+          <w:sz w:val="24"/>
+          <w:szCs w:val="24"/>
+        </w:rPr>
+      </w:pPr>
+      <w:r>
+        <w:rPr>
+          <w:rFonts w:ascii="C059" w:hAnsi="C059"/>
+          <w:b w:val="false"/>
+          <w:bCs w:val="false"/>
+          <w:sz w:val="24"/>
+          <w:szCs w:val="24"/>
+        </w:rPr>
+        <w:t xml:space="preserve">Saving/Loading is done using the Serializable interface on SaveData- a data class which holds data regarding anything that needs to be saved/loaded. The actual saving &amp; loading is done with static functions. </w:t>
+      </w:r>
+    </w:p>
+    <w:p>
+      <w:pPr>
+        <w:pStyle w:val="Normal"/>
+        <w:bidi w:val="0"/>
+        <w:jc w:val="start"/>
+        <w:rPr>
+          <w:rFonts w:ascii="C059" w:hAnsi="C059"/>
+          <w:b w:val="false"/>
+          <w:bCs w:val="false"/>
+          <w:sz w:val="24"/>
+          <w:szCs w:val="24"/>
+        </w:rPr>
+      </w:pPr>
+      <w:r>
+        <w:rPr>
+          <w:rFonts w:ascii="C059" w:hAnsi="C059"/>
+          <w:b w:val="false"/>
+          <w:bCs w:val="false"/>
+          <w:sz w:val="24"/>
+          <w:szCs w:val="24"/>
+        </w:rPr>
+        <w:t>The project makes use of Polymorphism in 2 ways: First, each Aircraft type is its own class. Secondly, each ground service for different types of Supply Items implements IGroundService with common functions, and since each service works with a certain supply item, their functions differ, while the common interface allows them to be grouped together in CrewManager.</w:t>
       </w:r>
     </w:p>
     <w:p>

--- a/Project Report/Report.docx
+++ b/Project Report/Report.docx
@@ -513,7 +513,7 @@
             </w:pPr>
             <w:r>
               <w:rPr/>
-              <w:t>All of GUI, Controllers (MainController),Tying GUI and the core logic, Refactors of AircraftFactory, TickManager,Aircraft &amp; FlightRequestQueue, Saving logic(?)</w:t>
+              <w:t>All of GUI, Controllers (MainController),Tying GUI and the core logic, Refactors of AircraftFactory, TickManager,Aircraft &amp; FlightRequestQueue</w:t>
             </w:r>
           </w:p>
         </w:tc>
